--- a/docs/specifications/docx/TS-09_Deployment_Architecture_HA_DR_and_Platform_Security.docx
+++ b/docs/specifications/docx/TS-09_Deployment_Architecture_HA_DR_and_Platform_Security.docx
@@ -6029,7 +6029,7 @@
           <w:sz w:val="15"/>
           <w:szCs w:val="15"/>
         </w:rPr>
-        <w:t xml:space="preserve">priorityClassName: pdd-critical | pdd-standard | pdd-batch</w:t>
+        <w:t xml:space="preserve">priorityClassName: pidd-critical | pidd-standard | pidd-batch</w:t>
       </w:r>
     </w:p>
     <w:tbl>
@@ -6766,7 +6766,7 @@
           <w:sz w:val="18"/>
           <w:szCs w:val="18"/>
         </w:rPr>
-        <w:t xml:space="preserve">pdd-critical</w:t>
+        <w:t xml:space="preserve">pidd-critical</w:t>
       </w:r>
       <w:r>
         <w:t xml:space="preserve"> (collectors, Kafka, Flink, inference, decision, integration), </w:t>
@@ -6778,7 +6778,7 @@
           <w:sz w:val="18"/>
           <w:szCs w:val="18"/>
         </w:rPr>
-        <w:t xml:space="preserve">pdd-standard</w:t>
+        <w:t xml:space="preserve">pidd-standard</w:t>
       </w:r>
       <w:r>
         <w:t xml:space="preserve"> (GenAI, agents, UI), </w:t>
@@ -6790,7 +6790,7 @@
           <w:sz w:val="18"/>
           <w:szCs w:val="18"/>
         </w:rPr>
-        <w:t xml:space="preserve">pdd-batch</w:t>
+        <w:t xml:space="preserve">pidd-batch</w:t>
       </w:r>
       <w:r>
         <w:t xml:space="preserve"> (training; pre-emptible).</w:t>
